--- a/backend/data/corpus/DOC-20210402-012.docx
+++ b/backend/data/corpus/DOC-20210402-012.docx
@@ -31,7 +31,7 @@
           <w:b/>
           <w:sz w:val="21"/>
         </w:rPr>
-        <w:t>HCP: Zubin Grierson, MD, Marbury Neurological Care Center, Tucson, AZ (RSM)</w:t>
+        <w:t>HCP: Kiara Vandergriff, MD, Beacon Hill Neurology Associates, Providence, RI (RSM)</w:t>
       </w:r>
     </w:p>
     <w:p>
@@ -46,7 +46,7 @@
         <w:rPr>
           <w:sz w:val="21"/>
         </w:rPr>
-        <w:t>A short conversation by the scheduling desk, mostly logistics.</w:t>
+        <w:t>Mostly small talk about the program and the venue.</w:t>
       </w:r>
     </w:p>
     <w:p>
@@ -61,7 +61,7 @@
         <w:rPr>
           <w:sz w:val="21"/>
         </w:rPr>
-        <w:t>Titration scheduling is handled by nursing staff, which the practice finds workable.</w:t>
+        <w:t>Asked about my travel schedule, since visits keep landing on the busiest clinic days.</w:t>
       </w:r>
     </w:p>
     <w:p>
@@ -76,22 +76,7 @@
         <w:rPr>
           <w:sz w:val="21"/>
         </w:rPr>
-        <w:t>Referenced a guideline update discussed at journal club in passing.</w:t>
-      </w:r>
-    </w:p>
-    <w:p>
-      <w:r>
-        <w:rPr>
-          <w:sz w:val="21"/>
-        </w:rPr>
-      </w:r>
-    </w:p>
-    <w:p>
-      <w:r>
-        <w:rPr>
-          <w:sz w:val="21"/>
-        </w:rPr>
-        <w:t>Nothing actionable this visit this time. Asked about safety and confirmed nothing to report.</w:t>
+        <w:t>Closed there — no product discussion.</w:t>
       </w:r>
     </w:p>
     <w:sectPr>
